--- a/fuentes/33130245_CF4_DU.docx
+++ b/fuentes/33130245_CF4_DU.docx
@@ -1,6 +1,6 @@
 
 <file path=word/document.xml><?xml version="1.0" encoding="utf-8"?>
-<w:document xmlns:wpc="http://schemas.microsoft.com/office/word/2010/wordprocessingCanvas" xmlns:cx="http://schemas.microsoft.com/office/drawing/2014/chartex" xmlns:cx1="http://schemas.microsoft.com/office/drawing/2015/9/8/chartex" xmlns:cx2="http://schemas.microsoft.com/office/drawing/2015/10/21/chartex" xmlns:cx3="http://schemas.microsoft.com/office/drawing/2016/5/9/chartex" xmlns:cx4="http://schemas.microsoft.com/office/drawing/2016/5/10/chartex" xmlns:cx5="http://schemas.microsoft.com/office/drawing/2016/5/11/chartex" xmlns:cx6="http://schemas.microsoft.com/office/drawing/2016/5/12/chartex" xmlns:cx7="http://schemas.microsoft.com/office/drawing/2016/5/13/chartex" xmlns:cx8="http://schemas.microsoft.com/office/drawing/2016/5/14/chartex" xmlns:mc="http://schemas.openxmlformats.org/markup-compatibility/2006" xmlns:aink="http://schemas.microsoft.com/office/drawing/2016/ink" xmlns:am3d="http://schemas.microsoft.com/office/drawing/2017/model3d" xmlns:o="urn:schemas-microsoft-com:office:office" xmlns:r="http://schemas.openxmlformats.org/officeDocument/2006/relationships" xmlns:m="http://schemas.openxmlformats.org/officeDocument/2006/math" xmlns:v="urn:schemas-microsoft-com:vml" xmlns:wp14="http://schemas.microsoft.com/office/word/2010/wordprocessingDrawing" xmlns:wp="http://schemas.openxmlformats.org/drawingml/2006/wordprocessingDrawing" xmlns:w10="urn:schemas-microsoft-com:office:word" xmlns:w="http://schemas.openxmlformats.org/wordprocessingml/2006/main" xmlns:w14="http://schemas.microsoft.com/office/word/2010/wordml" xmlns:w15="http://schemas.microsoft.com/office/word/2012/wordml" xmlns:w16cex="http://schemas.microsoft.com/office/word/2018/wordml/cex" xmlns:w16cid="http://schemas.microsoft.com/office/word/2016/wordml/cid" xmlns:w16="http://schemas.microsoft.com/office/word/2018/wordml" xmlns:w16se="http://schemas.microsoft.com/office/word/2015/wordml/symex" xmlns:wpg="http://schemas.microsoft.com/office/word/2010/wordprocessingGroup" xmlns:wpi="http://schemas.microsoft.com/office/word/2010/wordprocessingInk" xmlns:wne="http://schemas.microsoft.com/office/word/2006/wordml" xmlns:wps="http://schemas.microsoft.com/office/word/2010/wordprocessingShape" mc:Ignorable="w14 w15 w16se w16cid w16 w16cex wp14">
+<w:document xmlns:wpc="http://schemas.microsoft.com/office/word/2010/wordprocessingCanvas" xmlns:cx="http://schemas.microsoft.com/office/drawing/2014/chartex" xmlns:cx1="http://schemas.microsoft.com/office/drawing/2015/9/8/chartex" xmlns:cx2="http://schemas.microsoft.com/office/drawing/2015/10/21/chartex" xmlns:cx3="http://schemas.microsoft.com/office/drawing/2016/5/9/chartex" xmlns:cx4="http://schemas.microsoft.com/office/drawing/2016/5/10/chartex" xmlns:cx5="http://schemas.microsoft.com/office/drawing/2016/5/11/chartex" xmlns:cx6="http://schemas.microsoft.com/office/drawing/2016/5/12/chartex" xmlns:cx7="http://schemas.microsoft.com/office/drawing/2016/5/13/chartex" xmlns:cx8="http://schemas.microsoft.com/office/drawing/2016/5/14/chartex" xmlns:mc="http://schemas.openxmlformats.org/markup-compatibility/2006" xmlns:m="http://schemas.openxmlformats.org/officeDocument/2006/math" xmlns:aink="http://schemas.microsoft.com/office/drawing/2016/ink" xmlns:am3d="http://schemas.microsoft.com/office/drawing/2017/model3d" xmlns:oel="http://schemas.microsoft.com/office/2019/extlst" xmlns:r="http://schemas.openxmlformats.org/officeDocument/2006/relationships" xmlns:wp14="http://schemas.microsoft.com/office/word/2010/wordprocessingDrawing" xmlns:wp="http://schemas.openxmlformats.org/drawingml/2006/wordprocessingDrawing" xmlns:wpg="http://schemas.microsoft.com/office/word/2010/wordprocessingGroup" xmlns:wpi="http://schemas.microsoft.com/office/word/2010/wordprocessingInk" xmlns:wps="http://schemas.microsoft.com/office/word/2010/wordprocessingShape" xmlns:o="urn:schemas-microsoft-com:office:office" xmlns:v="urn:schemas-microsoft-com:vml" xmlns:w10="urn:schemas-microsoft-com:office:word" xmlns:w="http://schemas.openxmlformats.org/wordprocessingml/2006/main" xmlns:w14="http://schemas.microsoft.com/office/word/2010/wordml" xmlns:w15="http://schemas.microsoft.com/office/word/2012/wordml" xmlns:w16cex="http://schemas.microsoft.com/office/word/2018/wordml/cex" xmlns:w16cid="http://schemas.microsoft.com/office/word/2016/wordml/cid" xmlns:w16="http://schemas.microsoft.com/office/word/2018/wordml" xmlns:w16sdtdh="http://schemas.microsoft.com/office/word/2020/wordml/sdtdatahash" xmlns:w16sdtfl="http://schemas.microsoft.com/office/word/2024/wordml/sdtformatlock" xmlns:w16se="http://schemas.microsoft.com/office/word/2015/wordml/symex" xmlns:w16du="http://schemas.microsoft.com/office/word/2023/wordml/word16du" xmlns:wne="http://schemas.microsoft.com/office/word/2006/wordml" mc:Ignorable="w14 w15 w16se w16cid w16 w16cex w16sdtdh w16sdtfl w16du wp14">
   <w:body>
     <w:p>
       <w:r>
@@ -213,7 +213,7 @@
               </wp:anchor>
             </w:drawing>
           </mc:Choice>
-          <mc:Fallback xmlns:w16sdtdh="http://schemas.microsoft.com/office/word/2020/wordml/sdtdatahash">
+          <mc:Fallback>
             <w:pict>
               <v:rect w14:anchorId="5C6229C9" id="Rectángulo 4" o:spid="_x0000_s1026" style="position:absolute;margin-left:-55.7pt;margin-top:29pt;width:613.85pt;height:204pt;z-index:-251659776;visibility:visible;mso-wrap-style:square;mso-width-percent:0;mso-height-percent:0;mso-wrap-distance-left:9pt;mso-wrap-distance-top:0;mso-wrap-distance-right:9pt;mso-wrap-distance-bottom:0;mso-position-horizontal:absolute;mso-position-horizontal-relative:text;mso-position-vertical:absolute;mso-position-vertical-relative:text;mso-width-percent:0;mso-height-percent:0;mso-width-relative:page;mso-height-relative:margin;v-text-anchor:middle" o:gfxdata="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" fillcolor="#00314d" stroked="f" strokeweight="1pt"/>
             </w:pict>
@@ -2369,6 +2369,11 @@
           <w:b/>
         </w:rPr>
         <w:instrText xml:space="preserve"> HYPERLINK "https://www.youtube.com/watch?v=fzabNC6CEBA" </w:instrText>
+      </w:r>
+      <w:r>
+        <w:rPr>
+          <w:b/>
+        </w:rPr>
       </w:r>
       <w:r>
         <w:rPr>
@@ -5550,7 +5555,21 @@
         <w:rPr>
           <w:lang w:eastAsia="es-CO"/>
         </w:rPr>
-        <w:t>Sistemas de referencia y contrareferencia que permitan atención continua.</w:t>
+        <w:t xml:space="preserve">Sistemas de referencia y </w:t>
+      </w:r>
+      <w:proofErr w:type="spellStart"/>
+      <w:r>
+        <w:rPr>
+          <w:lang w:eastAsia="es-CO"/>
+        </w:rPr>
+        <w:t>contrareferencia</w:t>
+      </w:r>
+      <w:proofErr w:type="spellEnd"/>
+      <w:r>
+        <w:rPr>
+          <w:lang w:eastAsia="es-CO"/>
+        </w:rPr>
+        <w:t xml:space="preserve"> que permitan atención continua.</w:t>
       </w:r>
     </w:p>
     <w:p>
@@ -7160,7 +7179,21 @@
         <w:rPr>
           <w:lang w:eastAsia="es-CO"/>
         </w:rPr>
-        <w:t>: hipertensión, diabetes, enfermedades cardiometabólicas y descompensaciones clínicas por falta de acceso a tratamiento, interrupción del cuidado o desabastecimiento de medicamentos.</w:t>
+        <w:t xml:space="preserve">: hipertensión, diabetes, enfermedades </w:t>
+      </w:r>
+      <w:proofErr w:type="spellStart"/>
+      <w:r>
+        <w:rPr>
+          <w:lang w:eastAsia="es-CO"/>
+        </w:rPr>
+        <w:t>cardiometabólicas</w:t>
+      </w:r>
+      <w:proofErr w:type="spellEnd"/>
+      <w:r>
+        <w:rPr>
+          <w:lang w:eastAsia="es-CO"/>
+        </w:rPr>
+        <w:t xml:space="preserve"> y descompensaciones clínicas por falta de acceso a tratamiento, interrupción del cuidado o desabastecimiento de medicamentos.</w:t>
       </w:r>
     </w:p>
     <w:p>
@@ -7750,8 +7783,13 @@
                 <w:szCs w:val="24"/>
               </w:rPr>
             </w:pPr>
+            <w:proofErr w:type="spellStart"/>
             <w:r>
-              <w:t>MinSaludCol. (2022). Acompañamiento psicosocial, Logros del sector salud en población migrante. [Video]. YouTube.</w:t>
+              <w:t>MinSaludCol</w:t>
+            </w:r>
+            <w:proofErr w:type="spellEnd"/>
+            <w:r>
+              <w:t>. (2022). Acompañamiento psicosocial, Logros del sector salud en población migrante. [Video]. YouTube.</w:t>
             </w:r>
           </w:p>
         </w:tc>
@@ -8294,13 +8332,52 @@
         </w:rPr>
         <w:t xml:space="preserve">ACNUR. (s. f.). Salud mental y apoyo psicosocial. </w:t>
       </w:r>
+      <w:r>
+        <w:fldChar w:fldCharType="begin"/>
+      </w:r>
+      <w:r>
+        <w:instrText>HYPERLINK "https://www.acnur.org/que-hacemos/salvaguardar-los-derechos-humanos/salud-publica/salud-mental-y-apoyo-psicosocial"</w:instrText>
+      </w:r>
+      <w:r>
+        <w:fldChar w:fldCharType="separate"/>
+      </w:r>
+      <w:r>
+        <w:rPr>
+          <w:rStyle w:val="Hipervnculo"/>
+          <w:lang w:val="es-MX" w:eastAsia="es-CO"/>
+        </w:rPr>
+        <w:t>https://www.acnur.org/que-hacemos/salvaguardar-los-derechos-humanos/salud-publica/salud-mental-y-apoyo-psicosocial</w:t>
+      </w:r>
+      <w:r>
+        <w:fldChar w:fldCharType="end"/>
+      </w:r>
+    </w:p>
+    <w:p>
+      <w:pPr>
+        <w:rPr>
+          <w:lang w:val="es-MX" w:eastAsia="es-CO"/>
+        </w:rPr>
+      </w:pPr>
+      <w:r>
+        <w:rPr>
+          <w:lang w:val="es-MX" w:eastAsia="es-CO"/>
+        </w:rPr>
+        <w:t>Congreso de la República de Colombia. (2006). Ley 1098 de 2006. Diario Oficial.</w:t>
+      </w:r>
+    </w:p>
+    <w:p>
+      <w:pPr>
+        <w:rPr>
+          <w:lang w:val="es-MX" w:eastAsia="es-CO"/>
+        </w:rPr>
+      </w:pPr>
       <w:hyperlink r:id="rId16" w:history="1">
         <w:r>
           <w:rPr>
             <w:rStyle w:val="Hipervnculo"/>
             <w:lang w:val="es-MX" w:eastAsia="es-CO"/>
           </w:rPr>
-          <w:t>https://www.acnur.org/que-hacemos/salvaguardar-los-derechos-humanos/salud-publica/salud-mental-y-apoyo-psicosocial</w:t>
+          <w:t>https://www.funcionpublica.gov.co/eva/gestornormativo/norma.php?i=22106</w:t>
         </w:r>
       </w:hyperlink>
     </w:p>
@@ -8314,7 +8391,7 @@
         <w:rPr>
           <w:lang w:val="es-MX" w:eastAsia="es-CO"/>
         </w:rPr>
-        <w:t>Congreso de la República de Colombia. (2006). Ley 1098 de 2006. Diario Oficial.</w:t>
+        <w:t>Congreso de la República de Colombia. (2014). Ley 1719 de 2014. Diario Oficial.</w:t>
       </w:r>
     </w:p>
     <w:p>
@@ -8329,7 +8406,7 @@
             <w:rStyle w:val="Hipervnculo"/>
             <w:lang w:val="es-MX" w:eastAsia="es-CO"/>
           </w:rPr>
-          <w:t>https://www.funcionpublica.gov.co/eva/gestornormativo/norma.php?i=22106</w:t>
+          <w:t>https://www.funcionpublica.gov.co/eva/gestornormativo/norma.php?i=57716</w:t>
         </w:r>
       </w:hyperlink>
     </w:p>
@@ -8343,7 +8420,7 @@
         <w:rPr>
           <w:lang w:val="es-MX" w:eastAsia="es-CO"/>
         </w:rPr>
-        <w:t>Congreso de la República de Colombia. (2014). Ley 1719 de 2014. Diario Oficial.</w:t>
+        <w:t>Congreso de la República de Colombia. (2015). Ley 1751 de 2015. Diario Oficial.</w:t>
       </w:r>
     </w:p>
     <w:p>
@@ -8358,7 +8435,7 @@
             <w:rStyle w:val="Hipervnculo"/>
             <w:lang w:val="es-MX" w:eastAsia="es-CO"/>
           </w:rPr>
-          <w:t>https://www.funcionpublica.gov.co/eva/gestornormativo/norma.php?i=57716</w:t>
+          <w:t>https://www.funcionpublica.gov.co/eva/gestornormativo/norma.php?i=60733</w:t>
         </w:r>
       </w:hyperlink>
     </w:p>
@@ -8372,7 +8449,7 @@
         <w:rPr>
           <w:lang w:val="es-MX" w:eastAsia="es-CO"/>
         </w:rPr>
-        <w:t>Congreso de la República de Colombia. (2015). Ley 1751 de 2015. Diario Oficial.</w:t>
+        <w:t>Función Pública. (2001). Ley 715 de 2001.</w:t>
       </w:r>
     </w:p>
     <w:p>
@@ -8387,7 +8464,7 @@
             <w:rStyle w:val="Hipervnculo"/>
             <w:lang w:val="es-MX" w:eastAsia="es-CO"/>
           </w:rPr>
-          <w:t>https://www.funcionpublica.gov.co/eva/gestornormativo/norma.php?i=60733</w:t>
+          <w:t>https://www.funcionpublica.gov.co/eva/gestornormativo/norma.php?i=4452</w:t>
         </w:r>
       </w:hyperlink>
     </w:p>
@@ -8401,7 +8478,7 @@
         <w:rPr>
           <w:lang w:val="es-MX" w:eastAsia="es-CO"/>
         </w:rPr>
-        <w:t>Función Pública. (2001). Ley 715 de 2001.</w:t>
+        <w:t>Función Pública. (2008). Ley 1257 de 2008.</w:t>
       </w:r>
     </w:p>
     <w:p>
@@ -8416,7 +8493,7 @@
             <w:rStyle w:val="Hipervnculo"/>
             <w:lang w:val="es-MX" w:eastAsia="es-CO"/>
           </w:rPr>
-          <w:t>https://www.funcionpublica.gov.co/eva/gestornormativo/norma.php?i=4452</w:t>
+          <w:t>https://www.funcionpublica.gov.co/eva/gestornormativo/norma.php?i=34054</w:t>
         </w:r>
       </w:hyperlink>
     </w:p>
@@ -8430,7 +8507,7 @@
         <w:rPr>
           <w:lang w:val="es-MX" w:eastAsia="es-CO"/>
         </w:rPr>
-        <w:t>Función Pública. (2008). Ley 1257 de 2008.</w:t>
+        <w:t>Función Pública. (2016). Decreto 780 de 2016.</w:t>
       </w:r>
     </w:p>
     <w:p>
@@ -8445,7 +8522,7 @@
             <w:rStyle w:val="Hipervnculo"/>
             <w:lang w:val="es-MX" w:eastAsia="es-CO"/>
           </w:rPr>
-          <w:t>https://www.funcionpublica.gov.co/eva/gestornormativo/norma.php?i=34054</w:t>
+          <w:t>https://www.funcionpublica.gov.co/eva/gestornormativo/norma.php?i=77813</w:t>
         </w:r>
       </w:hyperlink>
     </w:p>
@@ -8455,11 +8532,19 @@
           <w:lang w:val="es-MX" w:eastAsia="es-CO"/>
         </w:rPr>
       </w:pPr>
-      <w:r>
+    </w:p>
+    <w:p>
+      <w:pPr>
         <w:rPr>
           <w:lang w:val="es-MX" w:eastAsia="es-CO"/>
         </w:rPr>
-        <w:t>Función Pública. (2016). Decreto 780 de 2016.</w:t>
+      </w:pPr>
+      <w:r>
+        <w:rPr>
+          <w:lang w:val="es-MX" w:eastAsia="es-CO"/>
+        </w:rPr>
+        <w:lastRenderedPageBreak/>
+        <w:t>Función Pública. (2021). Ley 2136 de 2021.</w:t>
       </w:r>
     </w:p>
     <w:p>
@@ -8474,7 +8559,7 @@
             <w:rStyle w:val="Hipervnculo"/>
             <w:lang w:val="es-MX" w:eastAsia="es-CO"/>
           </w:rPr>
-          <w:t>https://www.funcionpublica.gov.co/eva/gestornormativo/norma.php?i=77813</w:t>
+          <w:t>https://www.funcionpublica.gov.co/eva/gestornormativo/norma.php?i=168067</w:t>
         </w:r>
       </w:hyperlink>
     </w:p>
@@ -8484,19 +8569,11 @@
           <w:lang w:val="es-MX" w:eastAsia="es-CO"/>
         </w:rPr>
       </w:pPr>
-    </w:p>
-    <w:p>
-      <w:pPr>
+      <w:r>
         <w:rPr>
           <w:lang w:val="es-MX" w:eastAsia="es-CO"/>
         </w:rPr>
-      </w:pPr>
-      <w:r>
-        <w:rPr>
-          <w:lang w:val="es-MX" w:eastAsia="es-CO"/>
-        </w:rPr>
-        <w:lastRenderedPageBreak/>
-        <w:t>Función Pública. (2021). Ley 2136 de 2021.</w:t>
+        <w:t>Función Pública. (2025). Ley 2460 de 2025.</w:t>
       </w:r>
     </w:p>
     <w:p>
@@ -8511,7 +8588,7 @@
             <w:rStyle w:val="Hipervnculo"/>
             <w:lang w:val="es-MX" w:eastAsia="es-CO"/>
           </w:rPr>
-          <w:t>https://www.funcionpublica.gov.co/eva/gestornormativo/norma.php?i=168067</w:t>
+          <w:t>https://www.funcionpublica.gov.co/eva/gestornormativo/norma.php?i=260636</w:t>
         </w:r>
       </w:hyperlink>
     </w:p>
@@ -8525,7 +8602,7 @@
         <w:rPr>
           <w:lang w:val="es-MX" w:eastAsia="es-CO"/>
         </w:rPr>
-        <w:t>Función Pública. (2025). Ley 2460 de 2025.</w:t>
+        <w:t>Instituto Nacional de Salud. (2023). Lineamientos nacionales de vigilancia en salud pública 2023. INS.</w:t>
       </w:r>
     </w:p>
     <w:p>
@@ -8540,7 +8617,7 @@
             <w:rStyle w:val="Hipervnculo"/>
             <w:lang w:val="es-MX" w:eastAsia="es-CO"/>
           </w:rPr>
-          <w:t>https://www.funcionpublica.gov.co/eva/gestornormativo/norma.php?i=260636</w:t>
+          <w:t>https://www.ins.gov.co/BibliotecaDigital/lineamientos-nacionales-2023.pdf</w:t>
         </w:r>
       </w:hyperlink>
     </w:p>
@@ -8554,7 +8631,7 @@
         <w:rPr>
           <w:lang w:val="es-MX" w:eastAsia="es-CO"/>
         </w:rPr>
-        <w:t>Instituto Nacional de Salud. (2023). Lineamientos nacionales de vigilancia en salud pública 2023. INS.</w:t>
+        <w:t>Ministerio de Relaciones Exteriores de Colombia. (2021). Resolución 0971 de 2021.</w:t>
       </w:r>
     </w:p>
     <w:p>
@@ -8569,7 +8646,7 @@
             <w:rStyle w:val="Hipervnculo"/>
             <w:lang w:val="es-MX" w:eastAsia="es-CO"/>
           </w:rPr>
-          <w:t>https://www.ins.gov.co/BibliotecaDigital/lineamientos-nacionales-2023.pdf</w:t>
+          <w:t>https://www.cancilleria.gov.co/sites/default/files/Normograma/docs/resolucion_uaemc_0971_2021.htm</w:t>
         </w:r>
       </w:hyperlink>
     </w:p>
@@ -8583,7 +8660,7 @@
         <w:rPr>
           <w:lang w:val="es-MX" w:eastAsia="es-CO"/>
         </w:rPr>
-        <w:t>Ministerio de Relaciones Exteriores de Colombia. (2021). Resolución 0971 de 2021.</w:t>
+        <w:t>Ministerio de Relaciones Exteriores de Colombia. (2021). Decreto 216 de 2021.</w:t>
       </w:r>
     </w:p>
     <w:p>
@@ -8598,7 +8675,7 @@
             <w:rStyle w:val="Hipervnculo"/>
             <w:lang w:val="es-MX" w:eastAsia="es-CO"/>
           </w:rPr>
-          <w:t>https://www.cancilleria.gov.co/sites/default/files/Normograma/docs/resolucion_uaemc_0971_2021.htm</w:t>
+          <w:t>https://www.cancilleria.gov.co/sites/default/files/Normograma/docs/decreto_0216_2021.htm</w:t>
         </w:r>
       </w:hyperlink>
     </w:p>
@@ -8612,7 +8689,7 @@
         <w:rPr>
           <w:lang w:val="es-MX" w:eastAsia="es-CO"/>
         </w:rPr>
-        <w:t>Ministerio de Relaciones Exteriores de Colombia. (2021). Decreto 216 de 2021.</w:t>
+        <w:t>Ministerio de Salud y Protección Social. (2013). Ley 1616 de 2013.</w:t>
       </w:r>
     </w:p>
     <w:p>
@@ -8627,7 +8704,7 @@
             <w:rStyle w:val="Hipervnculo"/>
             <w:lang w:val="es-MX" w:eastAsia="es-CO"/>
           </w:rPr>
-          <w:t>https://www.cancilleria.gov.co/sites/default/files/Normograma/docs/decreto_0216_2021.htm</w:t>
+          <w:t>https://www.minsalud.gov.co/sites/rid/Lists/BibliotecaDigital/RIDE/DE/DIJ/ley-1616-del-21-de-enero-2013.pdf</w:t>
         </w:r>
       </w:hyperlink>
     </w:p>
@@ -8641,7 +8718,7 @@
         <w:rPr>
           <w:lang w:val="es-MX" w:eastAsia="es-CO"/>
         </w:rPr>
-        <w:t>Ministerio de Salud y Protección Social. (2013). Ley 1616 de 2013.</w:t>
+        <w:t>Ministerio de Salud y Protección Social. (2017). Resolución 2063 de 2017.</w:t>
       </w:r>
     </w:p>
     <w:p>
@@ -8656,7 +8733,7 @@
             <w:rStyle w:val="Hipervnculo"/>
             <w:lang w:val="es-MX" w:eastAsia="es-CO"/>
           </w:rPr>
-          <w:t>https://www.minsalud.gov.co/sites/rid/Lists/BibliotecaDigital/RIDE/DE/DIJ/ley-1616-del-21-de-enero-2013.pdf</w:t>
+          <w:t>https://www.minsalud.gov.co/Normatividad_Nuevo/Resoluci%C3%B3n%20No.%202063%20de%202017.pdf</w:t>
         </w:r>
       </w:hyperlink>
     </w:p>
@@ -8670,7 +8747,8 @@
         <w:rPr>
           <w:lang w:val="es-MX" w:eastAsia="es-CO"/>
         </w:rPr>
-        <w:t>Ministerio de Salud y Protección Social. (2017). Resolución 2063 de 2017.</w:t>
+        <w:lastRenderedPageBreak/>
+        <w:t>Ministerio de Salud y Protección Social. (2018). Resolución 3280 de 2018.</w:t>
       </w:r>
     </w:p>
     <w:p>
@@ -8685,7 +8763,7 @@
             <w:rStyle w:val="Hipervnculo"/>
             <w:lang w:val="es-MX" w:eastAsia="es-CO"/>
           </w:rPr>
-          <w:t>https://www.minsalud.gov.co/Normatividad_Nuevo/Resoluci%C3%B3n%20No.%202063%20de%202017.pdf</w:t>
+          <w:t>https://www.minsalud.gov.co/Normatividad_Nuevo/Resoluci%C3%B3n%20No.%203280%20de%2020183280.pdf</w:t>
         </w:r>
       </w:hyperlink>
     </w:p>
@@ -8699,8 +8777,7 @@
         <w:rPr>
           <w:lang w:val="es-MX" w:eastAsia="es-CO"/>
         </w:rPr>
-        <w:lastRenderedPageBreak/>
-        <w:t>Ministerio de Salud y Protección Social. (2018). Resolución 3280 de 2018.</w:t>
+        <w:t>Ministerio de Salud y Protección Social. (2018). Resolución 4886 de 2018.</w:t>
       </w:r>
     </w:p>
     <w:p>
@@ -8715,7 +8792,7 @@
             <w:rStyle w:val="Hipervnculo"/>
             <w:lang w:val="es-MX" w:eastAsia="es-CO"/>
           </w:rPr>
-          <w:t>https://www.minsalud.gov.co/Normatividad_Nuevo/Resoluci%C3%B3n%20No.%203280%20de%2020183280.pdf</w:t>
+          <w:t>https://www.minsalud.gov.co/sites/rid/Lists/BibliotecaDigital/RIDE/DE/DIJ/resolucion-4886-de-2018.pdf</w:t>
         </w:r>
       </w:hyperlink>
     </w:p>
@@ -8729,7 +8806,7 @@
         <w:rPr>
           <w:lang w:val="es-MX" w:eastAsia="es-CO"/>
         </w:rPr>
-        <w:t>Ministerio de Salud y Protección Social. (2018). Resolución 4886 de 2018.</w:t>
+        <w:t>Ministerio de Salud y Protección Social. (2020). Circular 024 de 2020.</w:t>
       </w:r>
     </w:p>
     <w:p>
@@ -8744,7 +8821,7 @@
             <w:rStyle w:val="Hipervnculo"/>
             <w:lang w:val="es-MX" w:eastAsia="es-CO"/>
           </w:rPr>
-          <w:t>https://www.minsalud.gov.co/sites/rid/Lists/BibliotecaDigital/RIDE/DE/DIJ/resolucion-4886-de-2018.pdf</w:t>
+          <w:t>https://www.minsalud.gov.co/Normatividad_Nuevo/Circular%20No.%2024%20de%202020.pdf</w:t>
         </w:r>
       </w:hyperlink>
     </w:p>
@@ -8758,7 +8835,20 @@
         <w:rPr>
           <w:lang w:val="es-MX" w:eastAsia="es-CO"/>
         </w:rPr>
-        <w:t>Ministerio de Salud y Protección Social. (2020). Circular 024 de 2020.</w:t>
+        <w:t>Ministerio de Salud y Protección Social. (2020). Resolución 521 de 2020.</w:t>
+      </w:r>
+    </w:p>
+    <w:p>
+      <w:pPr>
+        <w:rPr>
+          <w:lang w:val="es-MX" w:eastAsia="es-CO"/>
+        </w:rPr>
+      </w:pPr>
+      <w:r>
+        <w:rPr>
+          <w:lang w:val="es-MX" w:eastAsia="es-CO"/>
+        </w:rPr>
+        <w:t>Ministerio de Salud y Protección Social. (2021). Decreto 216 de 2021.</w:t>
       </w:r>
     </w:p>
     <w:p>
@@ -8773,7 +8863,7 @@
             <w:rStyle w:val="Hipervnculo"/>
             <w:lang w:val="es-MX" w:eastAsia="es-CO"/>
           </w:rPr>
-          <w:t>https://www.minsalud.gov.co/Normatividad_Nuevo/Circular%20No.%2024%20de%202020.pdf</w:t>
+          <w:t>https://www.funcionpublica.gov.co/eva/gestornormativo/norma.php?i=159606</w:t>
         </w:r>
       </w:hyperlink>
     </w:p>
@@ -8787,7 +8877,7 @@
         <w:rPr>
           <w:lang w:val="es-MX" w:eastAsia="es-CO"/>
         </w:rPr>
-        <w:t>Ministerio de Salud y Protección Social. (2020). Resolución 521 de 2020.</w:t>
+        <w:t xml:space="preserve">Ministerio de Salud y Protección Social. (2021). Política de Atención Integral en Salud (PAIS). </w:t>
       </w:r>
     </w:p>
     <w:p>
@@ -8802,7 +8892,7 @@
             <w:rStyle w:val="Hipervnculo"/>
             <w:lang w:val="es-MX" w:eastAsia="es-CO"/>
           </w:rPr>
-          <w:t>https://www.minsalud.gov.co/RID/resolucion-521-de-2020.pdf</w:t>
+          <w:t>https://www.minsalud.gov.co/sites/rid/lists/bibliotecadigital/ride/de/modelo-pais-2016.pdf</w:t>
         </w:r>
       </w:hyperlink>
     </w:p>
@@ -8816,7 +8906,7 @@
         <w:rPr>
           <w:lang w:val="es-MX" w:eastAsia="es-CO"/>
         </w:rPr>
-        <w:t>Ministerio de Salud y Protección Social. (2021). Decreto 216 de 2021.</w:t>
+        <w:t>Organización Internacional para las Migraciones. (2020). Salud mental, respuesta psicosocial y comunicación intercultural. OIM.</w:t>
       </w:r>
     </w:p>
     <w:p>
@@ -8825,86 +8915,27 @@
           <w:lang w:val="es-MX" w:eastAsia="es-CO"/>
         </w:rPr>
       </w:pPr>
+    </w:p>
+    <w:p>
+      <w:pPr>
+        <w:rPr>
+          <w:lang w:val="es-MX" w:eastAsia="es-CO"/>
+        </w:rPr>
+      </w:pPr>
+      <w:r>
+        <w:rPr>
+          <w:lang w:val="es-MX" w:eastAsia="es-CO"/>
+        </w:rPr>
+        <w:t>Organización Internacional para las Migraciones. (2022). Informe sobre las Migraciones en el Mundo 2022.</w:t>
+      </w:r>
+    </w:p>
+    <w:p>
+      <w:pPr>
+        <w:rPr>
+          <w:lang w:val="es-MX" w:eastAsia="es-CO"/>
+        </w:rPr>
+      </w:pPr>
       <w:hyperlink r:id="rId34" w:history="1">
-        <w:r>
-          <w:rPr>
-            <w:rStyle w:val="Hipervnculo"/>
-            <w:lang w:val="es-MX" w:eastAsia="es-CO"/>
-          </w:rPr>
-          <w:t>https://www.funcionpublica.gov.co/eva/gestornormativo/norma.php?i=159606</w:t>
-        </w:r>
-      </w:hyperlink>
-    </w:p>
-    <w:p>
-      <w:pPr>
-        <w:rPr>
-          <w:lang w:val="es-MX" w:eastAsia="es-CO"/>
-        </w:rPr>
-      </w:pPr>
-      <w:r>
-        <w:rPr>
-          <w:lang w:val="es-MX" w:eastAsia="es-CO"/>
-        </w:rPr>
-        <w:t xml:space="preserve">Ministerio de Salud y Protección Social. (2021). Política de Atención Integral en Salud (PAIS). </w:t>
-      </w:r>
-    </w:p>
-    <w:p>
-      <w:pPr>
-        <w:rPr>
-          <w:lang w:val="es-MX" w:eastAsia="es-CO"/>
-        </w:rPr>
-      </w:pPr>
-      <w:hyperlink r:id="rId35" w:history="1">
-        <w:r>
-          <w:rPr>
-            <w:rStyle w:val="Hipervnculo"/>
-            <w:lang w:val="es-MX" w:eastAsia="es-CO"/>
-          </w:rPr>
-          <w:t>https://www.minsalud.gov.co/sites/rid/lists/bibliotecadigital/ride/de/modelo-pais-2016.pdf</w:t>
-        </w:r>
-      </w:hyperlink>
-    </w:p>
-    <w:p>
-      <w:pPr>
-        <w:rPr>
-          <w:lang w:val="es-MX" w:eastAsia="es-CO"/>
-        </w:rPr>
-      </w:pPr>
-      <w:r>
-        <w:rPr>
-          <w:lang w:val="es-MX" w:eastAsia="es-CO"/>
-        </w:rPr>
-        <w:t>Organización Internacional para las Migraciones. (2020). Salud mental, respuesta psicosocial y comunicación intercultural. OIM.</w:t>
-      </w:r>
-    </w:p>
-    <w:p>
-      <w:pPr>
-        <w:rPr>
-          <w:lang w:val="es-MX" w:eastAsia="es-CO"/>
-        </w:rPr>
-      </w:pPr>
-    </w:p>
-    <w:p>
-      <w:pPr>
-        <w:rPr>
-          <w:lang w:val="es-MX" w:eastAsia="es-CO"/>
-        </w:rPr>
-      </w:pPr>
-      <w:r>
-        <w:rPr>
-          <w:lang w:val="es-MX" w:eastAsia="es-CO"/>
-        </w:rPr>
-        <w:lastRenderedPageBreak/>
-        <w:t>Organización Internacional para las Migraciones. (2022). Informe sobre las Migraciones en el Mundo 2022.</w:t>
-      </w:r>
-    </w:p>
-    <w:p>
-      <w:pPr>
-        <w:rPr>
-          <w:lang w:val="es-MX" w:eastAsia="es-CO"/>
-        </w:rPr>
-      </w:pPr>
-      <w:hyperlink r:id="rId36" w:history="1">
         <w:r>
           <w:rPr>
             <w:rStyle w:val="Hipervnculo"/>
@@ -9338,7 +9369,15 @@
               </w:rPr>
             </w:pPr>
             <w:r>
-              <w:t>Oscar Ivan Uribe Ortiz</w:t>
+              <w:t xml:space="preserve">Oscar </w:t>
+            </w:r>
+            <w:proofErr w:type="spellStart"/>
+            <w:r>
+              <w:t>Ivan</w:t>
+            </w:r>
+            <w:proofErr w:type="spellEnd"/>
+            <w:r>
+              <w:t xml:space="preserve"> Uribe Ortiz</w:t>
             </w:r>
           </w:p>
         </w:tc>
@@ -9404,8 +9443,13 @@
                 <w:lang w:val="es-ES" w:eastAsia="es-CO"/>
               </w:rPr>
             </w:pPr>
+            <w:proofErr w:type="spellStart"/>
             <w:r>
-              <w:t>Jose Yobani Penagos Mora</w:t>
+              <w:t>Jose</w:t>
+            </w:r>
+            <w:proofErr w:type="spellEnd"/>
+            <w:r>
+              <w:t xml:space="preserve"> Yobani Penagos Mora</w:t>
             </w:r>
           </w:p>
         </w:tc>
@@ -9464,8 +9508,13 @@
             <w:pPr>
               <w:ind w:firstLine="0"/>
             </w:pPr>
+            <w:proofErr w:type="spellStart"/>
             <w:r>
-              <w:t>Sebastian Trujillo Afanador</w:t>
+              <w:t>Sebastian</w:t>
+            </w:r>
+            <w:proofErr w:type="spellEnd"/>
+            <w:r>
+              <w:t xml:space="preserve"> Trujillo Afanador</w:t>
             </w:r>
           </w:p>
         </w:tc>
@@ -9589,8 +9638,13 @@
               </w:rPr>
             </w:pPr>
             <w:r>
-              <w:t>Gilberto Junior Rodríguez Rodríguez</w:t>
+              <w:t xml:space="preserve">Gilberto Junior Rodríguez </w:t>
             </w:r>
+            <w:proofErr w:type="spellStart"/>
+            <w:r>
+              <w:t>Rodríguez</w:t>
+            </w:r>
+            <w:proofErr w:type="spellEnd"/>
           </w:p>
         </w:tc>
         <w:tc>
@@ -9770,8 +9824,8 @@
       </w:pPr>
     </w:p>
     <w:sectPr>
-      <w:headerReference w:type="default" r:id="rId37"/>
-      <w:footerReference w:type="default" r:id="rId38"/>
+      <w:headerReference w:type="default" r:id="rId35"/>
+      <w:footerReference w:type="default" r:id="rId36"/>
       <w:pgSz w:w="12240" w:h="15840"/>
       <w:pgMar w:top="1701" w:right="1134" w:bottom="1134" w:left="1134" w:header="709" w:footer="737" w:gutter="0"/>
       <w:pgNumType w:start="1"/>
@@ -9783,7 +9837,7 @@
 </file>
 
 <file path=word/endnotes.xml><?xml version="1.0" encoding="utf-8"?>
-<w:endnotes xmlns:wpc="http://schemas.microsoft.com/office/word/2010/wordprocessingCanvas" xmlns:cx="http://schemas.microsoft.com/office/drawing/2014/chartex" xmlns:cx1="http://schemas.microsoft.com/office/drawing/2015/9/8/chartex" xmlns:cx2="http://schemas.microsoft.com/office/drawing/2015/10/21/chartex" xmlns:cx3="http://schemas.microsoft.com/office/drawing/2016/5/9/chartex" xmlns:cx4="http://schemas.microsoft.com/office/drawing/2016/5/10/chartex" xmlns:cx5="http://schemas.microsoft.com/office/drawing/2016/5/11/chartex" xmlns:cx6="http://schemas.microsoft.com/office/drawing/2016/5/12/chartex" xmlns:cx7="http://schemas.microsoft.com/office/drawing/2016/5/13/chartex" xmlns:cx8="http://schemas.microsoft.com/office/drawing/2016/5/14/chartex" xmlns:mc="http://schemas.openxmlformats.org/markup-compatibility/2006" xmlns:aink="http://schemas.microsoft.com/office/drawing/2016/ink" xmlns:am3d="http://schemas.microsoft.com/office/drawing/2017/model3d" xmlns:o="urn:schemas-microsoft-com:office:office" xmlns:r="http://schemas.openxmlformats.org/officeDocument/2006/relationships" xmlns:m="http://schemas.openxmlformats.org/officeDocument/2006/math" xmlns:v="urn:schemas-microsoft-com:vml" xmlns:wp14="http://schemas.microsoft.com/office/word/2010/wordprocessingDrawing" xmlns:wp="http://schemas.openxmlformats.org/drawingml/2006/wordprocessingDrawing" xmlns:w10="urn:schemas-microsoft-com:office:word" xmlns:w="http://schemas.openxmlformats.org/wordprocessingml/2006/main" xmlns:w14="http://schemas.microsoft.com/office/word/2010/wordml" xmlns:w15="http://schemas.microsoft.com/office/word/2012/wordml" xmlns:w16cex="http://schemas.microsoft.com/office/word/2018/wordml/cex" xmlns:w16cid="http://schemas.microsoft.com/office/word/2016/wordml/cid" xmlns:w16="http://schemas.microsoft.com/office/word/2018/wordml" xmlns:w16se="http://schemas.microsoft.com/office/word/2015/wordml/symex" xmlns:wpg="http://schemas.microsoft.com/office/word/2010/wordprocessingGroup" xmlns:wpi="http://schemas.microsoft.com/office/word/2010/wordprocessingInk" xmlns:wne="http://schemas.microsoft.com/office/word/2006/wordml" xmlns:wps="http://schemas.microsoft.com/office/word/2010/wordprocessingShape" mc:Ignorable="w14 w15 w16se w16cid w16 w16cex wp14">
+<w:endnotes xmlns:wpc="http://schemas.microsoft.com/office/word/2010/wordprocessingCanvas" xmlns:cx="http://schemas.microsoft.com/office/drawing/2014/chartex" xmlns:cx1="http://schemas.microsoft.com/office/drawing/2015/9/8/chartex" xmlns:cx2="http://schemas.microsoft.com/office/drawing/2015/10/21/chartex" xmlns:cx3="http://schemas.microsoft.com/office/drawing/2016/5/9/chartex" xmlns:cx4="http://schemas.microsoft.com/office/drawing/2016/5/10/chartex" xmlns:cx5="http://schemas.microsoft.com/office/drawing/2016/5/11/chartex" xmlns:cx6="http://schemas.microsoft.com/office/drawing/2016/5/12/chartex" xmlns:cx7="http://schemas.microsoft.com/office/drawing/2016/5/13/chartex" xmlns:cx8="http://schemas.microsoft.com/office/drawing/2016/5/14/chartex" xmlns:mc="http://schemas.openxmlformats.org/markup-compatibility/2006" xmlns:m="http://schemas.openxmlformats.org/officeDocument/2006/math" xmlns:aink="http://schemas.microsoft.com/office/drawing/2016/ink" xmlns:am3d="http://schemas.microsoft.com/office/drawing/2017/model3d" xmlns:oel="http://schemas.microsoft.com/office/2019/extlst" xmlns:r="http://schemas.openxmlformats.org/officeDocument/2006/relationships" xmlns:wp14="http://schemas.microsoft.com/office/word/2010/wordprocessingDrawing" xmlns:wp="http://schemas.openxmlformats.org/drawingml/2006/wordprocessingDrawing" xmlns:wpg="http://schemas.microsoft.com/office/word/2010/wordprocessingGroup" xmlns:wpi="http://schemas.microsoft.com/office/word/2010/wordprocessingInk" xmlns:wps="http://schemas.microsoft.com/office/word/2010/wordprocessingShape" xmlns:o="urn:schemas-microsoft-com:office:office" xmlns:v="urn:schemas-microsoft-com:vml" xmlns:w10="urn:schemas-microsoft-com:office:word" xmlns:w="http://schemas.openxmlformats.org/wordprocessingml/2006/main" xmlns:w14="http://schemas.microsoft.com/office/word/2010/wordml" xmlns:w15="http://schemas.microsoft.com/office/word/2012/wordml" xmlns:w16cex="http://schemas.microsoft.com/office/word/2018/wordml/cex" xmlns:w16cid="http://schemas.microsoft.com/office/word/2016/wordml/cid" xmlns:w16="http://schemas.microsoft.com/office/word/2018/wordml" xmlns:w16sdtdh="http://schemas.microsoft.com/office/word/2020/wordml/sdtdatahash" xmlns:w16sdtfl="http://schemas.microsoft.com/office/word/2024/wordml/sdtformatlock" xmlns:w16se="http://schemas.microsoft.com/office/word/2015/wordml/symex" xmlns:w16du="http://schemas.microsoft.com/office/word/2023/wordml/word16du" xmlns:wne="http://schemas.microsoft.com/office/word/2006/wordml" mc:Ignorable="w14 w15 w16se w16cid w16 w16cex w16sdtdh w16sdtfl w16du wp14">
   <w:endnote w:type="separator" w:id="-1">
     <w:p>
       <w:pPr>
@@ -9808,7 +9862,7 @@
 </file>
 
 <file path=word/footer1.xml><?xml version="1.0" encoding="utf-8"?>
-<w:ftr xmlns:wpc="http://schemas.microsoft.com/office/word/2010/wordprocessingCanvas" xmlns:cx="http://schemas.microsoft.com/office/drawing/2014/chartex" xmlns:cx1="http://schemas.microsoft.com/office/drawing/2015/9/8/chartex" xmlns:cx2="http://schemas.microsoft.com/office/drawing/2015/10/21/chartex" xmlns:cx3="http://schemas.microsoft.com/office/drawing/2016/5/9/chartex" xmlns:cx4="http://schemas.microsoft.com/office/drawing/2016/5/10/chartex" xmlns:cx5="http://schemas.microsoft.com/office/drawing/2016/5/11/chartex" xmlns:cx6="http://schemas.microsoft.com/office/drawing/2016/5/12/chartex" xmlns:cx7="http://schemas.microsoft.com/office/drawing/2016/5/13/chartex" xmlns:cx8="http://schemas.microsoft.com/office/drawing/2016/5/14/chartex" xmlns:mc="http://schemas.openxmlformats.org/markup-compatibility/2006" xmlns:aink="http://schemas.microsoft.com/office/drawing/2016/ink" xmlns:am3d="http://schemas.microsoft.com/office/drawing/2017/model3d" xmlns:o="urn:schemas-microsoft-com:office:office" xmlns:r="http://schemas.openxmlformats.org/officeDocument/2006/relationships" xmlns:m="http://schemas.openxmlformats.org/officeDocument/2006/math" xmlns:v="urn:schemas-microsoft-com:vml" xmlns:wp14="http://schemas.microsoft.com/office/word/2010/wordprocessingDrawing" xmlns:wp="http://schemas.openxmlformats.org/drawingml/2006/wordprocessingDrawing" xmlns:w10="urn:schemas-microsoft-com:office:word" xmlns:w="http://schemas.openxmlformats.org/wordprocessingml/2006/main" xmlns:w14="http://schemas.microsoft.com/office/word/2010/wordml" xmlns:w15="http://schemas.microsoft.com/office/word/2012/wordml" xmlns:w16cex="http://schemas.microsoft.com/office/word/2018/wordml/cex" xmlns:w16cid="http://schemas.microsoft.com/office/word/2016/wordml/cid" xmlns:w16="http://schemas.microsoft.com/office/word/2018/wordml" xmlns:w16se="http://schemas.microsoft.com/office/word/2015/wordml/symex" xmlns:wpg="http://schemas.microsoft.com/office/word/2010/wordprocessingGroup" xmlns:wpi="http://schemas.microsoft.com/office/word/2010/wordprocessingInk" xmlns:wne="http://schemas.microsoft.com/office/word/2006/wordml" xmlns:wps="http://schemas.microsoft.com/office/word/2010/wordprocessingShape" mc:Ignorable="w14 w15 w16se w16cid w16 w16cex wp14">
+<w:ftr xmlns:wpc="http://schemas.microsoft.com/office/word/2010/wordprocessingCanvas" xmlns:cx="http://schemas.microsoft.com/office/drawing/2014/chartex" xmlns:cx1="http://schemas.microsoft.com/office/drawing/2015/9/8/chartex" xmlns:cx2="http://schemas.microsoft.com/office/drawing/2015/10/21/chartex" xmlns:cx3="http://schemas.microsoft.com/office/drawing/2016/5/9/chartex" xmlns:cx4="http://schemas.microsoft.com/office/drawing/2016/5/10/chartex" xmlns:cx5="http://schemas.microsoft.com/office/drawing/2016/5/11/chartex" xmlns:cx6="http://schemas.microsoft.com/office/drawing/2016/5/12/chartex" xmlns:cx7="http://schemas.microsoft.com/office/drawing/2016/5/13/chartex" xmlns:cx8="http://schemas.microsoft.com/office/drawing/2016/5/14/chartex" xmlns:mc="http://schemas.openxmlformats.org/markup-compatibility/2006" xmlns:m="http://schemas.openxmlformats.org/officeDocument/2006/math" xmlns:aink="http://schemas.microsoft.com/office/drawing/2016/ink" xmlns:am3d="http://schemas.microsoft.com/office/drawing/2017/model3d" xmlns:oel="http://schemas.microsoft.com/office/2019/extlst" xmlns:r="http://schemas.openxmlformats.org/officeDocument/2006/relationships" xmlns:wp14="http://schemas.microsoft.com/office/word/2010/wordprocessingDrawing" xmlns:wp="http://schemas.openxmlformats.org/drawingml/2006/wordprocessingDrawing" xmlns:wpg="http://schemas.microsoft.com/office/word/2010/wordprocessingGroup" xmlns:wpi="http://schemas.microsoft.com/office/word/2010/wordprocessingInk" xmlns:wps="http://schemas.microsoft.com/office/word/2010/wordprocessingShape" xmlns:o="urn:schemas-microsoft-com:office:office" xmlns:v="urn:schemas-microsoft-com:vml" xmlns:w10="urn:schemas-microsoft-com:office:word" xmlns:w="http://schemas.openxmlformats.org/wordprocessingml/2006/main" xmlns:w14="http://schemas.microsoft.com/office/word/2010/wordml" xmlns:w15="http://schemas.microsoft.com/office/word/2012/wordml" xmlns:w16cex="http://schemas.microsoft.com/office/word/2018/wordml/cex" xmlns:w16cid="http://schemas.microsoft.com/office/word/2016/wordml/cid" xmlns:w16="http://schemas.microsoft.com/office/word/2018/wordml" xmlns:w16sdtdh="http://schemas.microsoft.com/office/word/2020/wordml/sdtdatahash" xmlns:w16sdtfl="http://schemas.microsoft.com/office/word/2024/wordml/sdtformatlock" xmlns:w16se="http://schemas.microsoft.com/office/word/2015/wordml/symex" xmlns:w16du="http://schemas.microsoft.com/office/word/2023/wordml/word16du" xmlns:wne="http://schemas.microsoft.com/office/word/2006/wordml" mc:Ignorable="w14 w15 w16se w16cid w16 w16cex w16sdtdh w16sdtfl w16du wp14">
   <w:p>
     <w:pPr>
       <w:pStyle w:val="Piedepgina"/>
@@ -9945,7 +9999,7 @@
 </file>
 
 <file path=word/footnotes.xml><?xml version="1.0" encoding="utf-8"?>
-<w:footnotes xmlns:wpc="http://schemas.microsoft.com/office/word/2010/wordprocessingCanvas" xmlns:cx="http://schemas.microsoft.com/office/drawing/2014/chartex" xmlns:cx1="http://schemas.microsoft.com/office/drawing/2015/9/8/chartex" xmlns:cx2="http://schemas.microsoft.com/office/drawing/2015/10/21/chartex" xmlns:cx3="http://schemas.microsoft.com/office/drawing/2016/5/9/chartex" xmlns:cx4="http://schemas.microsoft.com/office/drawing/2016/5/10/chartex" xmlns:cx5="http://schemas.microsoft.com/office/drawing/2016/5/11/chartex" xmlns:cx6="http://schemas.microsoft.com/office/drawing/2016/5/12/chartex" xmlns:cx7="http://schemas.microsoft.com/office/drawing/2016/5/13/chartex" xmlns:cx8="http://schemas.microsoft.com/office/drawing/2016/5/14/chartex" xmlns:mc="http://schemas.openxmlformats.org/markup-compatibility/2006" xmlns:aink="http://schemas.microsoft.com/office/drawing/2016/ink" xmlns:am3d="http://schemas.microsoft.com/office/drawing/2017/model3d" xmlns:o="urn:schemas-microsoft-com:office:office" xmlns:r="http://schemas.openxmlformats.org/officeDocument/2006/relationships" xmlns:m="http://schemas.openxmlformats.org/officeDocument/2006/math" xmlns:v="urn:schemas-microsoft-com:vml" xmlns:wp14="http://schemas.microsoft.com/office/word/2010/wordprocessingDrawing" xmlns:wp="http://schemas.openxmlformats.org/drawingml/2006/wordprocessingDrawing" xmlns:w10="urn:schemas-microsoft-com:office:word" xmlns:w="http://schemas.openxmlformats.org/wordprocessingml/2006/main" xmlns:w14="http://schemas.microsoft.com/office/word/2010/wordml" xmlns:w15="http://schemas.microsoft.com/office/word/2012/wordml" xmlns:w16cex="http://schemas.microsoft.com/office/word/2018/wordml/cex" xmlns:w16cid="http://schemas.microsoft.com/office/word/2016/wordml/cid" xmlns:w16="http://schemas.microsoft.com/office/word/2018/wordml" xmlns:w16se="http://schemas.microsoft.com/office/word/2015/wordml/symex" xmlns:wpg="http://schemas.microsoft.com/office/word/2010/wordprocessingGroup" xmlns:wpi="http://schemas.microsoft.com/office/word/2010/wordprocessingInk" xmlns:wne="http://schemas.microsoft.com/office/word/2006/wordml" xmlns:wps="http://schemas.microsoft.com/office/word/2010/wordprocessingShape" mc:Ignorable="w14 w15 w16se w16cid w16 w16cex wp14">
+<w:footnotes xmlns:wpc="http://schemas.microsoft.com/office/word/2010/wordprocessingCanvas" xmlns:cx="http://schemas.microsoft.com/office/drawing/2014/chartex" xmlns:cx1="http://schemas.microsoft.com/office/drawing/2015/9/8/chartex" xmlns:cx2="http://schemas.microsoft.com/office/drawing/2015/10/21/chartex" xmlns:cx3="http://schemas.microsoft.com/office/drawing/2016/5/9/chartex" xmlns:cx4="http://schemas.microsoft.com/office/drawing/2016/5/10/chartex" xmlns:cx5="http://schemas.microsoft.com/office/drawing/2016/5/11/chartex" xmlns:cx6="http://schemas.microsoft.com/office/drawing/2016/5/12/chartex" xmlns:cx7="http://schemas.microsoft.com/office/drawing/2016/5/13/chartex" xmlns:cx8="http://schemas.microsoft.com/office/drawing/2016/5/14/chartex" xmlns:mc="http://schemas.openxmlformats.org/markup-compatibility/2006" xmlns:m="http://schemas.openxmlformats.org/officeDocument/2006/math" xmlns:aink="http://schemas.microsoft.com/office/drawing/2016/ink" xmlns:am3d="http://schemas.microsoft.com/office/drawing/2017/model3d" xmlns:oel="http://schemas.microsoft.com/office/2019/extlst" xmlns:r="http://schemas.openxmlformats.org/officeDocument/2006/relationships" xmlns:wp14="http://schemas.microsoft.com/office/word/2010/wordprocessingDrawing" xmlns:wp="http://schemas.openxmlformats.org/drawingml/2006/wordprocessingDrawing" xmlns:wpg="http://schemas.microsoft.com/office/word/2010/wordprocessingGroup" xmlns:wpi="http://schemas.microsoft.com/office/word/2010/wordprocessingInk" xmlns:wps="http://schemas.microsoft.com/office/word/2010/wordprocessingShape" xmlns:o="urn:schemas-microsoft-com:office:office" xmlns:v="urn:schemas-microsoft-com:vml" xmlns:w10="urn:schemas-microsoft-com:office:word" xmlns:w="http://schemas.openxmlformats.org/wordprocessingml/2006/main" xmlns:w14="http://schemas.microsoft.com/office/word/2010/wordml" xmlns:w15="http://schemas.microsoft.com/office/word/2012/wordml" xmlns:w16cex="http://schemas.microsoft.com/office/word/2018/wordml/cex" xmlns:w16cid="http://schemas.microsoft.com/office/word/2016/wordml/cid" xmlns:w16="http://schemas.microsoft.com/office/word/2018/wordml" xmlns:w16sdtdh="http://schemas.microsoft.com/office/word/2020/wordml/sdtdatahash" xmlns:w16sdtfl="http://schemas.microsoft.com/office/word/2024/wordml/sdtformatlock" xmlns:w16se="http://schemas.microsoft.com/office/word/2015/wordml/symex" xmlns:w16du="http://schemas.microsoft.com/office/word/2023/wordml/word16du" xmlns:wne="http://schemas.microsoft.com/office/word/2006/wordml" mc:Ignorable="w14 w15 w16se w16cid w16 w16cex w16sdtdh w16sdtfl w16du wp14">
   <w:footnote w:type="separator" w:id="-1">
     <w:p>
       <w:pPr>
@@ -9970,7 +10024,7 @@
 </file>
 
 <file path=word/header1.xml><?xml version="1.0" encoding="utf-8"?>
-<w:hdr xmlns:wpc="http://schemas.microsoft.com/office/word/2010/wordprocessingCanvas" xmlns:cx="http://schemas.microsoft.com/office/drawing/2014/chartex" xmlns:cx1="http://schemas.microsoft.com/office/drawing/2015/9/8/chartex" xmlns:cx2="http://schemas.microsoft.com/office/drawing/2015/10/21/chartex" xmlns:cx3="http://schemas.microsoft.com/office/drawing/2016/5/9/chartex" xmlns:cx4="http://schemas.microsoft.com/office/drawing/2016/5/10/chartex" xmlns:cx5="http://schemas.microsoft.com/office/drawing/2016/5/11/chartex" xmlns:cx6="http://schemas.microsoft.com/office/drawing/2016/5/12/chartex" xmlns:cx7="http://schemas.microsoft.com/office/drawing/2016/5/13/chartex" xmlns:cx8="http://schemas.microsoft.com/office/drawing/2016/5/14/chartex" xmlns:mc="http://schemas.openxmlformats.org/markup-compatibility/2006" xmlns:aink="http://schemas.microsoft.com/office/drawing/2016/ink" xmlns:am3d="http://schemas.microsoft.com/office/drawing/2017/model3d" xmlns:o="urn:schemas-microsoft-com:office:office" xmlns:r="http://schemas.openxmlformats.org/officeDocument/2006/relationships" xmlns:m="http://schemas.openxmlformats.org/officeDocument/2006/math" xmlns:v="urn:schemas-microsoft-com:vml" xmlns:wp14="http://schemas.microsoft.com/office/word/2010/wordprocessingDrawing" xmlns:wp="http://schemas.openxmlformats.org/drawingml/2006/wordprocessingDrawing" xmlns:w10="urn:schemas-microsoft-com:office:word" xmlns:w="http://schemas.openxmlformats.org/wordprocessingml/2006/main" xmlns:w14="http://schemas.microsoft.com/office/word/2010/wordml" xmlns:w15="http://schemas.microsoft.com/office/word/2012/wordml" xmlns:w16cex="http://schemas.microsoft.com/office/word/2018/wordml/cex" xmlns:w16cid="http://schemas.microsoft.com/office/word/2016/wordml/cid" xmlns:w16="http://schemas.microsoft.com/office/word/2018/wordml" xmlns:w16se="http://schemas.microsoft.com/office/word/2015/wordml/symex" xmlns:wpg="http://schemas.microsoft.com/office/word/2010/wordprocessingGroup" xmlns:wpi="http://schemas.microsoft.com/office/word/2010/wordprocessingInk" xmlns:wne="http://schemas.microsoft.com/office/word/2006/wordml" xmlns:wps="http://schemas.microsoft.com/office/word/2010/wordprocessingShape" mc:Ignorable="w14 w15 w16se w16cid w16 w16cex wp14">
+<w:hdr xmlns:wpc="http://schemas.microsoft.com/office/word/2010/wordprocessingCanvas" xmlns:cx="http://schemas.microsoft.com/office/drawing/2014/chartex" xmlns:cx1="http://schemas.microsoft.com/office/drawing/2015/9/8/chartex" xmlns:cx2="http://schemas.microsoft.com/office/drawing/2015/10/21/chartex" xmlns:cx3="http://schemas.microsoft.com/office/drawing/2016/5/9/chartex" xmlns:cx4="http://schemas.microsoft.com/office/drawing/2016/5/10/chartex" xmlns:cx5="http://schemas.microsoft.com/office/drawing/2016/5/11/chartex" xmlns:cx6="http://schemas.microsoft.com/office/drawing/2016/5/12/chartex" xmlns:cx7="http://schemas.microsoft.com/office/drawing/2016/5/13/chartex" xmlns:cx8="http://schemas.microsoft.com/office/drawing/2016/5/14/chartex" xmlns:mc="http://schemas.openxmlformats.org/markup-compatibility/2006" xmlns:m="http://schemas.openxmlformats.org/officeDocument/2006/math" xmlns:aink="http://schemas.microsoft.com/office/drawing/2016/ink" xmlns:am3d="http://schemas.microsoft.com/office/drawing/2017/model3d" xmlns:oel="http://schemas.microsoft.com/office/2019/extlst" xmlns:r="http://schemas.openxmlformats.org/officeDocument/2006/relationships" xmlns:wp14="http://schemas.microsoft.com/office/word/2010/wordprocessingDrawing" xmlns:wp="http://schemas.openxmlformats.org/drawingml/2006/wordprocessingDrawing" xmlns:wpg="http://schemas.microsoft.com/office/word/2010/wordprocessingGroup" xmlns:wpi="http://schemas.microsoft.com/office/word/2010/wordprocessingInk" xmlns:wps="http://schemas.microsoft.com/office/word/2010/wordprocessingShape" xmlns:o="urn:schemas-microsoft-com:office:office" xmlns:v="urn:schemas-microsoft-com:vml" xmlns:w10="urn:schemas-microsoft-com:office:word" xmlns:w="http://schemas.openxmlformats.org/wordprocessingml/2006/main" xmlns:w14="http://schemas.microsoft.com/office/word/2010/wordml" xmlns:w15="http://schemas.microsoft.com/office/word/2012/wordml" xmlns:w16cex="http://schemas.microsoft.com/office/word/2018/wordml/cex" xmlns:w16cid="http://schemas.microsoft.com/office/word/2016/wordml/cid" xmlns:w16="http://schemas.microsoft.com/office/word/2018/wordml" xmlns:w16sdtdh="http://schemas.microsoft.com/office/word/2020/wordml/sdtdatahash" xmlns:w16sdtfl="http://schemas.microsoft.com/office/word/2024/wordml/sdtformatlock" xmlns:w16se="http://schemas.microsoft.com/office/word/2015/wordml/symex" xmlns:w16du="http://schemas.microsoft.com/office/word/2023/wordml/word16du" xmlns:wne="http://schemas.microsoft.com/office/word/2006/wordml" mc:Ignorable="w14 w15 w16se w16cid w16 w16cex w16sdtdh w16sdtfl w16du wp14">
   <w:p>
     <w:pPr>
       <w:pStyle w:val="Encabezado"/>
@@ -10042,7 +10096,7 @@
 </file>
 
 <file path=word/numbering.xml><?xml version="1.0" encoding="utf-8"?>
-<w:numbering xmlns:wpc="http://schemas.microsoft.com/office/word/2010/wordprocessingCanvas" xmlns:cx="http://schemas.microsoft.com/office/drawing/2014/chartex" xmlns:cx1="http://schemas.microsoft.com/office/drawing/2015/9/8/chartex" xmlns:cx2="http://schemas.microsoft.com/office/drawing/2015/10/21/chartex" xmlns:cx3="http://schemas.microsoft.com/office/drawing/2016/5/9/chartex" xmlns:cx4="http://schemas.microsoft.com/office/drawing/2016/5/10/chartex" xmlns:cx5="http://schemas.microsoft.com/office/drawing/2016/5/11/chartex" xmlns:cx6="http://schemas.microsoft.com/office/drawing/2016/5/12/chartex" xmlns:cx7="http://schemas.microsoft.com/office/drawing/2016/5/13/chartex" xmlns:cx8="http://schemas.microsoft.com/office/drawing/2016/5/14/chartex" xmlns:mc="http://schemas.openxmlformats.org/markup-compatibility/2006" xmlns:aink="http://schemas.microsoft.com/office/drawing/2016/ink" xmlns:am3d="http://schemas.microsoft.com/office/drawing/2017/model3d" xmlns:o="urn:schemas-microsoft-com:office:office" xmlns:r="http://schemas.openxmlformats.org/officeDocument/2006/relationships" xmlns:m="http://schemas.openxmlformats.org/officeDocument/2006/math" xmlns:v="urn:schemas-microsoft-com:vml" xmlns:wp14="http://schemas.microsoft.com/office/word/2010/wordprocessingDrawing" xmlns:wp="http://schemas.openxmlformats.org/drawingml/2006/wordprocessingDrawing" xmlns:w10="urn:schemas-microsoft-com:office:word" xmlns:w="http://schemas.openxmlformats.org/wordprocessingml/2006/main" xmlns:w14="http://schemas.microsoft.com/office/word/2010/wordml" xmlns:w15="http://schemas.microsoft.com/office/word/2012/wordml" xmlns:w16cex="http://schemas.microsoft.com/office/word/2018/wordml/cex" xmlns:w16cid="http://schemas.microsoft.com/office/word/2016/wordml/cid" xmlns:w16="http://schemas.microsoft.com/office/word/2018/wordml" xmlns:w16se="http://schemas.microsoft.com/office/word/2015/wordml/symex" xmlns:wpg="http://schemas.microsoft.com/office/word/2010/wordprocessingGroup" xmlns:wpi="http://schemas.microsoft.com/office/word/2010/wordprocessingInk" xmlns:wne="http://schemas.microsoft.com/office/word/2006/wordml" xmlns:wps="http://schemas.microsoft.com/office/word/2010/wordprocessingShape" mc:Ignorable="w14 w15 w16se w16cid w16 w16cex wp14">
+<w:numbering xmlns:wpc="http://schemas.microsoft.com/office/word/2010/wordprocessingCanvas" xmlns:cx="http://schemas.microsoft.com/office/drawing/2014/chartex" xmlns:cx1="http://schemas.microsoft.com/office/drawing/2015/9/8/chartex" xmlns:cx2="http://schemas.microsoft.com/office/drawing/2015/10/21/chartex" xmlns:cx3="http://schemas.microsoft.com/office/drawing/2016/5/9/chartex" xmlns:cx4="http://schemas.microsoft.com/office/drawing/2016/5/10/chartex" xmlns:cx5="http://schemas.microsoft.com/office/drawing/2016/5/11/chartex" xmlns:cx6="http://schemas.microsoft.com/office/drawing/2016/5/12/chartex" xmlns:cx7="http://schemas.microsoft.com/office/drawing/2016/5/13/chartex" xmlns:cx8="http://schemas.microsoft.com/office/drawing/2016/5/14/chartex" xmlns:mc="http://schemas.openxmlformats.org/markup-compatibility/2006" xmlns:m="http://schemas.openxmlformats.org/officeDocument/2006/math" xmlns:aink="http://schemas.microsoft.com/office/drawing/2016/ink" xmlns:am3d="http://schemas.microsoft.com/office/drawing/2017/model3d" xmlns:oel="http://schemas.microsoft.com/office/2019/extlst" xmlns:r="http://schemas.openxmlformats.org/officeDocument/2006/relationships" xmlns:wp14="http://schemas.microsoft.com/office/word/2010/wordprocessingDrawing" xmlns:wp="http://schemas.openxmlformats.org/drawingml/2006/wordprocessingDrawing" xmlns:wpg="http://schemas.microsoft.com/office/word/2010/wordprocessingGroup" xmlns:wpi="http://schemas.microsoft.com/office/word/2010/wordprocessingInk" xmlns:wps="http://schemas.microsoft.com/office/word/2010/wordprocessingShape" xmlns:o="urn:schemas-microsoft-com:office:office" xmlns:v="urn:schemas-microsoft-com:vml" xmlns:w10="urn:schemas-microsoft-com:office:word" xmlns:w="http://schemas.openxmlformats.org/wordprocessingml/2006/main" xmlns:w14="http://schemas.microsoft.com/office/word/2010/wordml" xmlns:w15="http://schemas.microsoft.com/office/word/2012/wordml" xmlns:w16cex="http://schemas.microsoft.com/office/word/2018/wordml/cex" xmlns:w16cid="http://schemas.microsoft.com/office/word/2016/wordml/cid" xmlns:w16="http://schemas.microsoft.com/office/word/2018/wordml" xmlns:w16sdtdh="http://schemas.microsoft.com/office/word/2020/wordml/sdtdatahash" xmlns:w16sdtfl="http://schemas.microsoft.com/office/word/2024/wordml/sdtformatlock" xmlns:w16se="http://schemas.microsoft.com/office/word/2015/wordml/symex" xmlns:w16du="http://schemas.microsoft.com/office/word/2023/wordml/word16du" xmlns:wne="http://schemas.microsoft.com/office/word/2006/wordml" mc:Ignorable="w14 w15 w16se w16cid w16 w16cex w16sdtdh w16sdtfl w16du wp14">
   <w:abstractNum w:abstractNumId="0" w15:restartNumberingAfterBreak="0">
     <w:nsid w:val="FFFFFF89"/>
     <w:multiLevelType w:val="singleLevel"/>
@@ -13778,112 +13832,112 @@
       </w:pPr>
     </w:lvl>
   </w:abstractNum>
-  <w:num w:numId="1">
+  <w:num w:numId="1" w16cid:durableId="959340669">
     <w:abstractNumId w:val="35"/>
   </w:num>
-  <w:num w:numId="2">
+  <w:num w:numId="2" w16cid:durableId="1512186576">
     <w:abstractNumId w:val="0"/>
   </w:num>
-  <w:num w:numId="3">
+  <w:num w:numId="3" w16cid:durableId="1353461177">
     <w:abstractNumId w:val="23"/>
   </w:num>
-  <w:num w:numId="4">
+  <w:num w:numId="4" w16cid:durableId="540557850">
     <w:abstractNumId w:val="15"/>
   </w:num>
-  <w:num w:numId="5">
+  <w:num w:numId="5" w16cid:durableId="397821153">
     <w:abstractNumId w:val="34"/>
   </w:num>
-  <w:num w:numId="6">
+  <w:num w:numId="6" w16cid:durableId="1804735795">
     <w:abstractNumId w:val="31"/>
   </w:num>
-  <w:num w:numId="7">
+  <w:num w:numId="7" w16cid:durableId="557473429">
     <w:abstractNumId w:val="17"/>
   </w:num>
-  <w:num w:numId="8">
+  <w:num w:numId="8" w16cid:durableId="1050686099">
     <w:abstractNumId w:val="20"/>
   </w:num>
-  <w:num w:numId="9">
+  <w:num w:numId="9" w16cid:durableId="462189647">
     <w:abstractNumId w:val="10"/>
   </w:num>
-  <w:num w:numId="10">
+  <w:num w:numId="10" w16cid:durableId="1242791355">
     <w:abstractNumId w:val="30"/>
   </w:num>
-  <w:num w:numId="11">
+  <w:num w:numId="11" w16cid:durableId="219026116">
     <w:abstractNumId w:val="6"/>
   </w:num>
-  <w:num w:numId="12">
+  <w:num w:numId="12" w16cid:durableId="1627814666">
     <w:abstractNumId w:val="24"/>
   </w:num>
-  <w:num w:numId="13">
+  <w:num w:numId="13" w16cid:durableId="993993951">
     <w:abstractNumId w:val="29"/>
   </w:num>
-  <w:num w:numId="14">
+  <w:num w:numId="14" w16cid:durableId="387536680">
     <w:abstractNumId w:val="7"/>
   </w:num>
-  <w:num w:numId="15">
+  <w:num w:numId="15" w16cid:durableId="985086092">
     <w:abstractNumId w:val="8"/>
   </w:num>
-  <w:num w:numId="16">
+  <w:num w:numId="16" w16cid:durableId="1317030380">
     <w:abstractNumId w:val="25"/>
   </w:num>
-  <w:num w:numId="17">
+  <w:num w:numId="17" w16cid:durableId="2120634453">
     <w:abstractNumId w:val="3"/>
   </w:num>
-  <w:num w:numId="18">
+  <w:num w:numId="18" w16cid:durableId="1337227505">
     <w:abstractNumId w:val="16"/>
   </w:num>
-  <w:num w:numId="19">
+  <w:num w:numId="19" w16cid:durableId="1455052163">
     <w:abstractNumId w:val="1"/>
   </w:num>
-  <w:num w:numId="20">
+  <w:num w:numId="20" w16cid:durableId="667252945">
     <w:abstractNumId w:val="33"/>
   </w:num>
-  <w:num w:numId="21">
+  <w:num w:numId="21" w16cid:durableId="1099181426">
     <w:abstractNumId w:val="27"/>
   </w:num>
-  <w:num w:numId="22">
+  <w:num w:numId="22" w16cid:durableId="981467366">
     <w:abstractNumId w:val="5"/>
   </w:num>
-  <w:num w:numId="23">
+  <w:num w:numId="23" w16cid:durableId="398209796">
     <w:abstractNumId w:val="13"/>
   </w:num>
-  <w:num w:numId="24">
+  <w:num w:numId="24" w16cid:durableId="534579622">
     <w:abstractNumId w:val="2"/>
   </w:num>
-  <w:num w:numId="25">
+  <w:num w:numId="25" w16cid:durableId="1735279860">
     <w:abstractNumId w:val="12"/>
   </w:num>
-  <w:num w:numId="26">
+  <w:num w:numId="26" w16cid:durableId="61493709">
     <w:abstractNumId w:val="4"/>
   </w:num>
-  <w:num w:numId="27">
+  <w:num w:numId="27" w16cid:durableId="550576739">
     <w:abstractNumId w:val="21"/>
   </w:num>
-  <w:num w:numId="28">
+  <w:num w:numId="28" w16cid:durableId="990671790">
     <w:abstractNumId w:val="19"/>
   </w:num>
-  <w:num w:numId="29">
+  <w:num w:numId="29" w16cid:durableId="1039665681">
     <w:abstractNumId w:val="18"/>
   </w:num>
-  <w:num w:numId="30">
+  <w:num w:numId="30" w16cid:durableId="417363743">
     <w:abstractNumId w:val="22"/>
   </w:num>
-  <w:num w:numId="31">
+  <w:num w:numId="31" w16cid:durableId="1550606240">
     <w:abstractNumId w:val="9"/>
   </w:num>
-  <w:num w:numId="32">
+  <w:num w:numId="32" w16cid:durableId="761030584">
     <w:abstractNumId w:val="11"/>
   </w:num>
-  <w:num w:numId="33">
+  <w:num w:numId="33" w16cid:durableId="1587692270">
     <w:abstractNumId w:val="26"/>
   </w:num>
-  <w:num w:numId="34">
+  <w:num w:numId="34" w16cid:durableId="1926573817">
     <w:abstractNumId w:val="28"/>
   </w:num>
-  <w:num w:numId="35">
+  <w:num w:numId="35" w16cid:durableId="317346990">
     <w:abstractNumId w:val="32"/>
   </w:num>
-  <w:num w:numId="36">
+  <w:num w:numId="36" w16cid:durableId="1766998507">
     <w:abstractNumId w:val="14"/>
   </w:num>
   <w:numIdMacAtCleanup w:val="36"/>
@@ -13891,7 +13945,7 @@
 </file>
 
 <file path=word/styles.xml><?xml version="1.0" encoding="utf-8"?>
-<w:styles xmlns:mc="http://schemas.openxmlformats.org/markup-compatibility/2006" xmlns:r="http://schemas.openxmlformats.org/officeDocument/2006/relationships" xmlns:w="http://schemas.openxmlformats.org/wordprocessingml/2006/main" xmlns:w14="http://schemas.microsoft.com/office/word/2010/wordml" xmlns:w15="http://schemas.microsoft.com/office/word/2012/wordml" xmlns:w16cex="http://schemas.microsoft.com/office/word/2018/wordml/cex" xmlns:w16cid="http://schemas.microsoft.com/office/word/2016/wordml/cid" xmlns:w16="http://schemas.microsoft.com/office/word/2018/wordml" xmlns:w16se="http://schemas.microsoft.com/office/word/2015/wordml/symex" mc:Ignorable="w14 w15 w16se w16cid w16 w16cex">
+<w:styles xmlns:mc="http://schemas.openxmlformats.org/markup-compatibility/2006" xmlns:r="http://schemas.openxmlformats.org/officeDocument/2006/relationships" xmlns:w="http://schemas.openxmlformats.org/wordprocessingml/2006/main" xmlns:w14="http://schemas.microsoft.com/office/word/2010/wordml" xmlns:w15="http://schemas.microsoft.com/office/word/2012/wordml" xmlns:w16cex="http://schemas.microsoft.com/office/word/2018/wordml/cex" xmlns:w16cid="http://schemas.microsoft.com/office/word/2016/wordml/cid" xmlns:w16="http://schemas.microsoft.com/office/word/2018/wordml" xmlns:w16sdtdh="http://schemas.microsoft.com/office/word/2020/wordml/sdtdatahash" xmlns:w16sdtfl="http://schemas.microsoft.com/office/word/2024/wordml/sdtformatlock" xmlns:w16se="http://schemas.microsoft.com/office/word/2015/wordml/symex" xmlns:w16du="http://schemas.microsoft.com/office/word/2023/wordml/word16du" mc:Ignorable="w14 w15 w16se w16cid w16 w16cex w16sdtdh w16sdtfl w16du">
   <w:docDefaults>
     <w:rPrDefault>
       <w:rPr>
@@ -15599,6 +15653,10 @@
 </file>
 
 <file path=customXml/item1.xml><?xml version="1.0" encoding="utf-8"?>
+<b:Sources xmlns:b="http://schemas.openxmlformats.org/officeDocument/2006/bibliography" xmlns="http://schemas.openxmlformats.org/officeDocument/2006/bibliography" SelectedStyle="\APASixthEditionOfficeOnline.xsl" StyleName="APA" Version="6"/>
+</file>
+
+<file path=customXml/item2.xml><?xml version="1.0" encoding="utf-8"?>
 <p:properties xmlns:p="http://schemas.microsoft.com/office/2006/metadata/properties" xmlns:xsi="http://www.w3.org/2001/XMLSchema-instance" xmlns:pc="http://schemas.microsoft.com/office/infopath/2007/PartnerControls">
   <documentManagement>
     <TaxCatchAll xmlns="2c0ff4f8-6664-4eb8-8bb0-965f2536cb1b" xsi:nil="true"/>
@@ -15609,11 +15667,16 @@
 </p:properties>
 </file>
 
-<file path=customXml/item2.xml><?xml version="1.0" encoding="utf-8"?>
-<b:Sources xmlns:b="http://schemas.openxmlformats.org/officeDocument/2006/bibliography" xmlns="http://schemas.openxmlformats.org/officeDocument/2006/bibliography" SelectedStyle="\APASixthEditionOfficeOnline.xsl" StyleName="APA" Version="6"/>
+<file path=customXml/item3.xml><?xml version="1.0" encoding="utf-8"?>
+<?mso-contentType ?>
+<FormTemplates xmlns="http://schemas.microsoft.com/sharepoint/v3/contenttype/forms">
+  <Display>DocumentLibraryForm</Display>
+  <Edit>DocumentLibraryForm</Edit>
+  <New>DocumentLibraryForm</New>
+</FormTemplates>
 </file>
 
-<file path=customXml/item3.xml><?xml version="1.0" encoding="utf-8"?>
+<file path=customXml/item4.xml><?xml version="1.0" encoding="utf-8"?>
 <ct:contentTypeSchema xmlns:ct="http://schemas.microsoft.com/office/2006/metadata/contentType" xmlns:ma="http://schemas.microsoft.com/office/2006/metadata/properties/metaAttributes" ct:_="" ma:_="" ma:contentTypeName="Documento" ma:contentTypeID="0x010100FD531872C7CE554584EF00C37E403D8B" ma:contentTypeVersion="12" ma:contentTypeDescription="Crear nuevo documento." ma:contentTypeScope="" ma:versionID="a0d89fd5b48a615df9537d24884bb7c6">
   <xsd:schema xmlns:xsd="http://www.w3.org/2001/XMLSchema" xmlns:xs="http://www.w3.org/2001/XMLSchema" xmlns:p="http://schemas.microsoft.com/office/2006/metadata/properties" xmlns:ns2="2b6b437a-5846-4934-ac66-7de06297595b" xmlns:ns3="2c0ff4f8-6664-4eb8-8bb0-965f2536cb1b" targetNamespace="http://schemas.microsoft.com/office/2006/metadata/properties" ma:root="true" ma:fieldsID="50ca0175e5ef1c7ebc90c8a78e9b38bb" ns2:_="" ns3:_="">
     <xsd:import namespace="2b6b437a-5846-4934-ac66-7de06297595b"/>
@@ -15814,16 +15877,15 @@
 </ct:contentTypeSchema>
 </file>
 
-<file path=customXml/item4.xml><?xml version="1.0" encoding="utf-8"?>
-<?mso-contentType ?>
-<FormTemplates xmlns="http://schemas.microsoft.com/sharepoint/v3/contenttype/forms">
-  <Display>DocumentLibraryForm</Display>
-  <Edit>DocumentLibraryForm</Edit>
-  <New>DocumentLibraryForm</New>
-</FormTemplates>
+<file path=customXml/itemProps1.xml><?xml version="1.0" encoding="utf-8"?>
+<ds:datastoreItem xmlns:ds="http://schemas.openxmlformats.org/officeDocument/2006/customXml" ds:itemID="{E503E1F4-5626-4B21-8C5D-33F6074A8278}">
+  <ds:schemaRefs>
+    <ds:schemaRef ds:uri="http://schemas.openxmlformats.org/officeDocument/2006/bibliography"/>
+  </ds:schemaRefs>
+</ds:datastoreItem>
 </file>
 
-<file path=customXml/itemProps1.xml><?xml version="1.0" encoding="utf-8"?>
+<file path=customXml/itemProps2.xml><?xml version="1.0" encoding="utf-8"?>
 <ds:datastoreItem xmlns:ds="http://schemas.openxmlformats.org/officeDocument/2006/customXml" ds:itemID="{2A10EA08-8603-4EA9-86C3-B9E341DDCF22}">
   <ds:schemaRefs>
     <ds:schemaRef ds:uri="http://schemas.microsoft.com/office/2006/metadata/properties"/>
@@ -15834,22 +15896,29 @@
 </ds:datastoreItem>
 </file>
 
-<file path=customXml/itemProps2.xml><?xml version="1.0" encoding="utf-8"?>
-<ds:datastoreItem xmlns:ds="http://schemas.openxmlformats.org/officeDocument/2006/customXml" ds:itemID="{E503E1F4-5626-4B21-8C5D-33F6074A8278}">
-  <ds:schemaRefs>
-    <ds:schemaRef ds:uri="http://schemas.openxmlformats.org/officeDocument/2006/bibliography"/>
-  </ds:schemaRefs>
-</ds:datastoreItem>
-</file>
-
 <file path=customXml/itemProps3.xml><?xml version="1.0" encoding="utf-8"?>
-<ds:datastoreItem xmlns:ds="http://schemas.openxmlformats.org/officeDocument/2006/customXml" ds:itemID="{8A868F72-C10A-4C91-AAB4-0E78D0121C05}"/>
-</file>
-
-<file path=customXml/itemProps4.xml><?xml version="1.0" encoding="utf-8"?>
 <ds:datastoreItem xmlns:ds="http://schemas.openxmlformats.org/officeDocument/2006/customXml" ds:itemID="{A8200591-8E2F-4B96-B0DA-BB2D992D9A3B}">
   <ds:schemaRefs>
     <ds:schemaRef ds:uri="http://schemas.microsoft.com/sharepoint/v3/contenttype/forms"/>
   </ds:schemaRefs>
 </ds:datastoreItem>
+</file>
+
+<file path=customXml/itemProps4.xml><?xml version="1.0" encoding="utf-8"?>
+<ds:datastoreItem xmlns:ds="http://schemas.openxmlformats.org/officeDocument/2006/customXml" ds:itemID="{8A868F72-C10A-4C91-AAB4-0E78D0121C05}">
+  <ds:schemaRefs>
+    <ds:schemaRef ds:uri="http://schemas.microsoft.com/office/2006/metadata/contentType"/>
+    <ds:schemaRef ds:uri="http://schemas.microsoft.com/office/2006/metadata/properties/metaAttributes"/>
+    <ds:schemaRef ds:uri="http://www.w3.org/2001/XMLSchema"/>
+    <ds:schemaRef ds:uri="http://schemas.microsoft.com/office/2006/metadata/properties"/>
+    <ds:schemaRef ds:uri="2b6b437a-5846-4934-ac66-7de06297595b"/>
+    <ds:schemaRef ds:uri="2c0ff4f8-6664-4eb8-8bb0-965f2536cb1b"/>
+    <ds:schemaRef ds:uri="http://schemas.microsoft.com/office/2006/documentManagement/types"/>
+    <ds:schemaRef ds:uri="http://schemas.microsoft.com/office/infopath/2007/PartnerControls"/>
+    <ds:schemaRef ds:uri="http://schemas.openxmlformats.org/package/2006/metadata/core-properties"/>
+    <ds:schemaRef ds:uri="http://purl.org/dc/elements/1.1/"/>
+    <ds:schemaRef ds:uri="http://purl.org/dc/terms/"/>
+    <ds:schemaRef ds:uri="http://schemas.microsoft.com/internal/obd"/>
+  </ds:schemaRefs>
+</ds:datastoreItem>
 </file>